--- a/capitulos_word_pt/cap03_metodo_alpins.docx
+++ b/capitulos_word_pt/cap03_metodo_alpins.docx
@@ -15,7 +15,7 @@
           <w:color w:val="1B365D"/>
           <w:sz w:val="36"/>
         </w:rPr>
-        <w:t>Capítulo 3 — O Método Alpins: Um Modelo para Linguagens de Planejamento Cirúrgico</w:t>
+        <w:t>Capítulo 8 — O Método Alpins: Um Modelo para Linguagens de Planejamento Cirúrgico</w:t>
       </w:r>
     </w:p>
     <w:p>
@@ -31,7 +31,7 @@
           <w:color w:val="1B365D"/>
           <w:sz w:val="28"/>
         </w:rPr>
-        <w:t>3.1 Introdução</w:t>
+        <w:t>8.1 Introdução</w:t>
       </w:r>
     </w:p>
     <w:p>
@@ -104,6 +104,82 @@
           <w:sz w:val="22"/>
         </w:rPr>
         <w:t>. Diferentes investigadores utilizavam métricas incompatíveis, tornando as comparações entre estudos pouco confiáveis e a síntese meta-analítica quase impossível (Alpins, 1993; Koch, 1997).</w:t>
+      </w:r>
+    </w:p>
+    <w:p>
+      <w:pPr>
+        <w:spacing w:before="80" w:after="120" w:line="276" w:lineRule="auto"/>
+        <w:ind w:left="720" w:right="720"/>
+      </w:pPr>
+      <w:r>
+        <w:rPr>
+          <w:rFonts w:ascii="Calibri" w:hAnsi="Calibri"/>
+          <w:b w:val="0"/>
+          <w:i w:val="0"/>
+          <w:color w:val="334E68"/>
+          <w:sz w:val="21"/>
+        </w:rPr>
+        <w:t xml:space="preserve">[!NOTE] </w:t>
+      </w:r>
+      <w:r>
+        <w:rPr>
+          <w:rFonts w:ascii="Calibri" w:hAnsi="Calibri"/>
+          <w:b/>
+          <w:i w:val="0"/>
+          <w:color w:val="334E68"/>
+          <w:sz w:val="21"/>
+        </w:rPr>
+        <w:t>Para o Clínico: Por que Estudar Alpins se Sou Cirurgião de Anéis?</w:t>
+      </w:r>
+      <w:r>
+        <w:rPr>
+          <w:rFonts w:ascii="Calibri" w:hAnsi="Calibri"/>
+          <w:b w:val="0"/>
+          <w:i w:val="0"/>
+          <w:color w:val="334E68"/>
+          <w:sz w:val="21"/>
+        </w:rPr>
+        <w:t xml:space="preserve"> O método Alpins não é um detalhe histórico da cirurgia de astigmatismo. É um </w:t>
+      </w:r>
+      <w:r>
+        <w:rPr>
+          <w:rFonts w:ascii="Calibri" w:hAnsi="Calibri"/>
+          <w:b w:val="0"/>
+          <w:i/>
+          <w:color w:val="334E68"/>
+          <w:sz w:val="21"/>
+        </w:rPr>
+        <w:t>modelo mental</w:t>
+      </w:r>
+      <w:r>
+        <w:rPr>
+          <w:rFonts w:ascii="Calibri" w:hAnsi="Calibri"/>
+          <w:b w:val="0"/>
+          <w:i w:val="0"/>
+          <w:color w:val="334E68"/>
+          <w:sz w:val="21"/>
+        </w:rPr>
+        <w:t xml:space="preserve"> de como estruturar o raciocínio cirúrgico. A AVBC aplica exatamente a mesma lógica — comparar o que planeamos ($V</w:t>
+      </w:r>
+      <w:r>
+        <w:rPr>
+          <w:rFonts w:ascii="Calibri" w:hAnsi="Calibri"/>
+          <w:b w:val="0"/>
+          <w:i/>
+          <w:color w:val="334E68"/>
+          <w:sz w:val="21"/>
+        </w:rPr>
+        <w:t>R$, $V</w:t>
+      </w:r>
+      <w:r>
+        <w:rPr>
+          <w:rFonts w:ascii="Calibri" w:hAnsi="Calibri"/>
+          <w:b w:val="0"/>
+          <w:i w:val="0"/>
+          <w:color w:val="334E68"/>
+          <w:sz w:val="21"/>
+        </w:rPr>
+        <w:t>T$, $V_\tau$ previstos) com o que obtivemos (medições pós-operatórias) — para fechar o ciclo de aprendizagem. Antes de ler a AVBC, entender Alpins é essencial.</w:t>
       </w:r>
     </w:p>
     <w:p>
@@ -269,7 +345,7 @@
           <w:color w:val="1B365D"/>
           <w:sz w:val="28"/>
         </w:rPr>
-        <w:t>3.2 A Análise Vetorial de Alpins</w:t>
+        <w:t>8.2 A Análise Vetorial de Alpins</w:t>
       </w:r>
     </w:p>
     <w:p>
@@ -285,7 +361,7 @@
           <w:color w:val="1B365D"/>
           <w:sz w:val="24"/>
         </w:rPr>
-        <w:t>3.2.1 A Representação em Ângulo Duplo</w:t>
+        <w:t>8.2.1 A Representação em Ângulo Duplo</w:t>
       </w:r>
     </w:p>
     <w:p>
@@ -439,7 +515,7 @@
           <w:color w:val="1B365D"/>
           <w:sz w:val="24"/>
         </w:rPr>
-        <w:t>3.2.2 Os Três Vetores Fundamentais</w:t>
+        <w:t>8.2.2 Os Três Vetores Fundamentais</w:t>
       </w:r>
     </w:p>
     <w:p>
@@ -657,6 +733,42 @@
       </w:r>
     </w:p>
     <w:p>
+      <w:pPr>
+        <w:spacing w:before="80" w:after="120" w:line="276" w:lineRule="auto"/>
+        <w:ind w:left="720" w:right="720"/>
+      </w:pPr>
+      <w:r>
+        <w:rPr>
+          <w:rFonts w:ascii="Calibri" w:hAnsi="Calibri"/>
+          <w:b w:val="0"/>
+          <w:i w:val="0"/>
+          <w:color w:val="334E68"/>
+          <w:sz w:val="21"/>
+        </w:rPr>
+        <w:t xml:space="preserve">[!TIP] </w:t>
+      </w:r>
+      <w:r>
+        <w:rPr>
+          <w:rFonts w:ascii="Calibri" w:hAnsi="Calibri"/>
+          <w:b/>
+          <w:i w:val="0"/>
+          <w:color w:val="334E68"/>
+          <w:sz w:val="21"/>
+        </w:rPr>
+        <w:t>Para o Clínico: A Analogia com o GPS</w:t>
+      </w:r>
+      <w:r>
+        <w:rPr>
+          <w:rFonts w:ascii="Calibri" w:hAnsi="Calibri"/>
+          <w:b w:val="0"/>
+          <w:i w:val="0"/>
+          <w:color w:val="334E68"/>
+          <w:sz w:val="21"/>
+        </w:rPr>
+        <w:t xml:space="preserve"> Pense no TIA como o destino que introduziu no GPS, no SIA como onde o carro realmente chegou, e no DV como a distância de recalculação. O Índice de Correção (CI) é simplesmente: quanto da viagem foi feita (SIA/TIA)? Um CI de 0.85 significa que chegou 85% do caminho. Precisa de 15% mais de tratamento na próxima vez.</w:t>
+      </w:r>
+    </w:p>
+    <w:p>
       <w:r>
         <w:rPr>
           <w:rFonts w:ascii="Calibri" w:hAnsi="Calibri"/>
@@ -681,7 +793,7 @@
           <w:color w:val="1B365D"/>
           <w:sz w:val="24"/>
         </w:rPr>
-        <w:t>3.2.3 Os Índices Derivados</w:t>
+        <w:t>8.2.3 Os Índices Derivados</w:t>
       </w:r>
     </w:p>
     <w:p>
@@ -1674,7 +1786,7 @@
           <w:color w:val="1B365D"/>
           <w:sz w:val="24"/>
         </w:rPr>
-        <w:t>3.2.4 Representações Gráficas</w:t>
+        <w:t>8.2.4 Representações Gráficas</w:t>
       </w:r>
     </w:p>
     <w:p>
@@ -1756,7 +1868,7 @@
           <w:color w:val="1B365D"/>
           <w:sz w:val="28"/>
         </w:rPr>
-        <w:t>3.3 Por que o Método Alpins Funciona</w:t>
+        <w:t>8.3 Por que o Método Alpins Funciona</w:t>
       </w:r>
     </w:p>
     <w:p>
@@ -2018,7 +2130,7 @@
           <w:color w:val="1B365D"/>
           <w:sz w:val="28"/>
         </w:rPr>
-        <w:t>3.4 Limitações do Método Alpins para o Planejamento de ICRS</w:t>
+        <w:t>8.4 Limitações do Método Alpins para o Planejamento de ICRS</w:t>
       </w:r>
     </w:p>
     <w:p>
@@ -2046,7 +2158,7 @@
           <w:color w:val="1B365D"/>
           <w:sz w:val="24"/>
         </w:rPr>
-        <w:t>3.4.1 Dimensionalidade</w:t>
+        <w:t>8.4.1 Dimensionalidade</w:t>
       </w:r>
     </w:p>
     <w:p>
@@ -2164,7 +2276,7 @@
           <w:color w:val="1B365D"/>
           <w:sz w:val="24"/>
         </w:rPr>
-        <w:t>3.4.2 A Suposição do Ângulo Duplo</w:t>
+        <w:t>8.4.2 A Suposição do Ângulo Duplo</w:t>
       </w:r>
     </w:p>
     <w:p>
@@ -2192,7 +2304,7 @@
           <w:color w:val="1B365D"/>
           <w:sz w:val="24"/>
         </w:rPr>
-        <w:t>3.4.3 Subtração Linear</w:t>
+        <w:t>8.4.3 Subtração Linear</w:t>
       </w:r>
     </w:p>
     <w:p>
@@ -2220,7 +2332,7 @@
           <w:color w:val="1B365D"/>
           <w:sz w:val="24"/>
         </w:rPr>
-        <w:t>3.4.4 O Que Pode Ser Aproveitado</w:t>
+        <w:t>8.4.4 O Que Pode Ser Aproveitado</w:t>
       </w:r>
     </w:p>
     <w:p>
@@ -2455,6 +2567,152 @@
     </w:p>
     <w:p>
       <w:pPr>
+        <w:spacing w:before="240" w:after="240"/>
+        <w:jc w:val="center"/>
+      </w:pPr>
+      <w:r>
+        <w:rPr>
+          <w:rFonts w:ascii="Calibri" w:hAnsi="Calibri"/>
+          <w:color w:val="1B365D"/>
+          <w:sz w:val="24"/>
+        </w:rPr>
+        <w:t>❖   ❖   ❖</w:t>
+      </w:r>
+    </w:p>
+    <w:p>
+      <w:pPr>
+        <w:spacing w:before="80" w:after="120" w:line="276" w:lineRule="auto"/>
+        <w:ind w:left="720" w:right="720"/>
+      </w:pPr>
+      <w:r>
+        <w:rPr>
+          <w:rFonts w:ascii="Calibri" w:hAnsi="Calibri"/>
+          <w:b w:val="0"/>
+          <w:i w:val="0"/>
+          <w:color w:val="334E68"/>
+          <w:sz w:val="21"/>
+        </w:rPr>
+        <w:t xml:space="preserve">[!IMPORTANT] </w:t>
+      </w:r>
+      <w:r>
+        <w:rPr>
+          <w:rFonts w:ascii="Calibri" w:hAnsi="Calibri"/>
+          <w:b/>
+          <w:i w:val="0"/>
+          <w:color w:val="334E68"/>
+          <w:sz w:val="21"/>
+        </w:rPr>
+        <w:t>Para o Clínico: O Que a AVBC Herda de Alpins</w:t>
+      </w:r>
+      <w:r>
+        <w:rPr>
+          <w:rFonts w:ascii="Calibri" w:hAnsi="Calibri"/>
+          <w:b w:val="0"/>
+          <w:i w:val="0"/>
+          <w:color w:val="334E68"/>
+          <w:sz w:val="21"/>
+        </w:rPr>
+        <w:t xml:space="preserve"> A AVBC não re-inventa a roda. Herda diretamente do Alpins: 1. A ideia de </w:t>
+      </w:r>
+      <w:r>
+        <w:rPr>
+          <w:rFonts w:ascii="Calibri" w:hAnsi="Calibri"/>
+          <w:b w:val="0"/>
+          <w:i/>
+          <w:color w:val="334E68"/>
+          <w:sz w:val="21"/>
+        </w:rPr>
+        <w:t>Planejado vs. Induzido</w:t>
+      </w:r>
+      <w:r>
+        <w:rPr>
+          <w:rFonts w:ascii="Calibri" w:hAnsi="Calibri"/>
+          <w:b w:val="0"/>
+          <w:i w:val="0"/>
+          <w:color w:val="334E68"/>
+          <w:sz w:val="21"/>
+        </w:rPr>
+        <w:t xml:space="preserve"> → O FEM prevê o que deve acontecer; a topografia pós-op confirma o que aconteceu. 2. O </w:t>
+      </w:r>
+      <w:r>
+        <w:rPr>
+          <w:rFonts w:ascii="Calibri" w:hAnsi="Calibri"/>
+          <w:b w:val="0"/>
+          <w:i/>
+          <w:color w:val="334E68"/>
+          <w:sz w:val="21"/>
+        </w:rPr>
+        <w:t>Índice de Correção</w:t>
+      </w:r>
+      <w:r>
+        <w:rPr>
+          <w:rFonts w:ascii="Calibri" w:hAnsi="Calibri"/>
+          <w:b w:val="0"/>
+          <w:i w:val="0"/>
+          <w:color w:val="334E68"/>
+          <w:sz w:val="21"/>
+        </w:rPr>
+        <w:t xml:space="preserve"> → se o FEM previa $\Delta K = -3$ D e obtivemos $-2.5$ D, o CI</w:t>
+      </w:r>
+      <w:r>
+        <w:rPr>
+          <w:rFonts w:ascii="Calibri" w:hAnsi="Calibri"/>
+          <w:b w:val="0"/>
+          <w:i/>
+          <w:color w:val="334E68"/>
+          <w:sz w:val="21"/>
+        </w:rPr>
+        <w:t>R = 0.83. 3. A *Nomenclatura Padronizada* → $V</w:t>
+      </w:r>
+      <w:r>
+        <w:rPr>
+          <w:rFonts w:ascii="Calibri" w:hAnsi="Calibri"/>
+          <w:b w:val="0"/>
+          <w:i w:val="0"/>
+          <w:color w:val="334E68"/>
+          <w:sz w:val="21"/>
+        </w:rPr>
+        <w:t>R$, $V</w:t>
+      </w:r>
+      <w:r>
+        <w:rPr>
+          <w:rFonts w:ascii="Calibri" w:hAnsi="Calibri"/>
+          <w:b w:val="0"/>
+          <w:i/>
+          <w:color w:val="334E68"/>
+          <w:sz w:val="21"/>
+        </w:rPr>
+        <w:t>T$, $V</w:t>
+      </w:r>
+      <w:r>
+        <w:rPr>
+          <w:rFonts w:ascii="Calibri" w:hAnsi="Calibri"/>
+          <w:b w:val="0"/>
+          <w:i w:val="0"/>
+          <w:color w:val="334E68"/>
+          <w:sz w:val="21"/>
+        </w:rPr>
+        <w:t>\tau$ são equivalentes biomecânicos do TIA, SIA e DV.</w:t>
+      </w:r>
+    </w:p>
+    <w:p>
+      <w:pPr>
+        <w:spacing w:before="80" w:after="120" w:line="276" w:lineRule="auto"/>
+        <w:ind w:left="720" w:right="720"/>
+      </w:pPr>
+      <w:r>
+        <w:rPr>
+          <w:rFonts w:ascii="Calibri" w:hAnsi="Calibri"/>
+          <w:b w:val="0"/>
+          <w:i w:val="0"/>
+          <w:color w:val="334E68"/>
+          <w:sz w:val="21"/>
+        </w:rPr>
+        <w:t>O que muda: em vez de ângulo duplo (problema 2D), a AVBC opera em três vetores físicos independentes num espaço constitutivo não-linear. A matemática é mais pesada, mas a lógica é a mesma.</w:t>
+      </w:r>
+    </w:p>
+    <w:p>
+      <w:pPr>
         <w:pStyle w:val="Heading2"/>
       </w:pPr>
       <w:r/>
@@ -2466,7 +2724,7 @@
           <w:color w:val="1B365D"/>
           <w:sz w:val="28"/>
         </w:rPr>
-        <w:t>3.5 A AVBC como um Alpins Biomecânico</w:t>
+        <w:t>8.5 A AVBC como um Alpins Biomecânico</w:t>
       </w:r>
     </w:p>
     <w:p>
@@ -2514,7 +2772,7 @@
           <w:color w:val="1B365D"/>
           <w:sz w:val="24"/>
         </w:rPr>
-        <w:t>3.5.1 O Paralelo Estrutural</w:t>
+        <w:t>8.5.1 O Paralelo Estrutural</w:t>
       </w:r>
     </w:p>
     <w:p>
@@ -3651,7 +3909,7 @@
           <w:color w:val="1B365D"/>
           <w:sz w:val="24"/>
         </w:rPr>
-        <w:t>3.5.2 Índices de Correção Específicos por Componente</w:t>
+        <w:t>8.5.2 Índices de Correção Específicos por Componente</w:t>
       </w:r>
     </w:p>
     <w:p>
@@ -3817,7 +4075,7 @@
           <w:color w:val="1B365D"/>
           <w:sz w:val="24"/>
         </w:rPr>
-        <w:t>3.5.3 A Ressalva Honesta</w:t>
+        <w:t>8.5.3 A Ressalva Honesta</w:t>
       </w:r>
     </w:p>
     <w:p>
@@ -3971,7 +4229,7 @@
           <w:color w:val="1B365D"/>
           <w:sz w:val="28"/>
         </w:rPr>
-        <w:t>3.6 Do Retrospectivo ao Prospectivo</w:t>
+        <w:t>8.6 Do Retrospectivo ao Prospectivo</w:t>
       </w:r>
     </w:p>
     <w:p>
@@ -4098,6 +4356,116 @@
     </w:p>
     <w:p>
       <w:pPr>
+        <w:spacing w:before="240" w:after="240"/>
+        <w:jc w:val="center"/>
+      </w:pPr>
+      <w:r>
+        <w:rPr>
+          <w:rFonts w:ascii="Calibri" w:hAnsi="Calibri"/>
+          <w:color w:val="1B365D"/>
+          <w:sz w:val="24"/>
+        </w:rPr>
+        <w:t>❖   ❖   ❖</w:t>
+      </w:r>
+    </w:p>
+    <w:p>
+      <w:pPr>
+        <w:spacing w:before="80" w:after="120" w:line="276" w:lineRule="auto"/>
+        <w:ind w:left="720" w:right="720"/>
+      </w:pPr>
+      <w:r>
+        <w:rPr>
+          <w:rFonts w:ascii="Calibri" w:hAnsi="Calibri"/>
+          <w:b w:val="0"/>
+          <w:i w:val="0"/>
+          <w:color w:val="334E68"/>
+          <w:sz w:val="21"/>
+        </w:rPr>
+        <w:t xml:space="preserve">[!NOTE] </w:t>
+      </w:r>
+      <w:r>
+        <w:rPr>
+          <w:rFonts w:ascii="Calibri" w:hAnsi="Calibri"/>
+          <w:b/>
+          <w:i w:val="0"/>
+          <w:color w:val="334E68"/>
+          <w:sz w:val="21"/>
+        </w:rPr>
+        <w:t>Para o Clínico: Resumo Operacional do Capítulo 8</w:t>
+      </w:r>
+      <w:r>
+        <w:rPr>
+          <w:rFonts w:ascii="Calibri" w:hAnsi="Calibri"/>
+          <w:b w:val="0"/>
+          <w:i w:val="0"/>
+          <w:color w:val="334E68"/>
+          <w:sz w:val="21"/>
+        </w:rPr>
+        <w:t xml:space="preserve"> - O Alpins deu-nos a linguagem: Planejado (TIA), Alcançado (SIA), Diferença (DV). - A AVBC aplica esta linguagem à biomecânica 3D do anel: $V</w:t>
+      </w:r>
+      <w:r>
+        <w:rPr>
+          <w:rFonts w:ascii="Calibri" w:hAnsi="Calibri"/>
+          <w:b w:val="0"/>
+          <w:i/>
+          <w:color w:val="334E68"/>
+          <w:sz w:val="21"/>
+        </w:rPr>
+        <w:t>R$ (aplanamento), $V</w:t>
+      </w:r>
+      <w:r>
+        <w:rPr>
+          <w:rFonts w:ascii="Calibri" w:hAnsi="Calibri"/>
+          <w:b w:val="0"/>
+          <w:i w:val="0"/>
+          <w:color w:val="334E68"/>
+          <w:sz w:val="21"/>
+        </w:rPr>
+        <w:t>T$ (cintagem), $V</w:t>
+      </w:r>
+      <w:r>
+        <w:rPr>
+          <w:rFonts w:ascii="Calibri" w:hAnsi="Calibri"/>
+          <w:b w:val="0"/>
+          <w:i/>
+          <w:color w:val="334E68"/>
+          <w:sz w:val="21"/>
+        </w:rPr>
+        <w:t>\tau$ (torque). - Cada vetor tem o seu Índice de Correção: $CI</w:t>
+      </w:r>
+      <w:r>
+        <w:rPr>
+          <w:rFonts w:ascii="Calibri" w:hAnsi="Calibri"/>
+          <w:b w:val="0"/>
+          <w:i w:val="0"/>
+          <w:color w:val="334E68"/>
+          <w:sz w:val="21"/>
+        </w:rPr>
+        <w:t>R$, $CI</w:t>
+      </w:r>
+      <w:r>
+        <w:rPr>
+          <w:rFonts w:ascii="Calibri" w:hAnsi="Calibri"/>
+          <w:b w:val="0"/>
+          <w:i/>
+          <w:color w:val="334E68"/>
+          <w:sz w:val="21"/>
+        </w:rPr>
+        <w:t>T$, $CI</w:t>
+      </w:r>
+      <w:r>
+        <w:rPr>
+          <w:rFonts w:ascii="Calibri" w:hAnsi="Calibri"/>
+          <w:b w:val="0"/>
+          <w:i w:val="0"/>
+          <w:color w:val="334E68"/>
+          <w:sz w:val="21"/>
+        </w:rPr>
+        <w:t>\tau$. - O ciclo de feedback AVBC fecha-se: FEM → Cirurgia → Medição pós-op → Recalibrar modelo → Melhorar próxima previsão.</w:t>
+      </w:r>
+    </w:p>
+    <w:p>
+      <w:pPr>
         <w:pStyle w:val="Heading2"/>
       </w:pPr>
       <w:r/>
@@ -4109,7 +4477,7 @@
           <w:color w:val="1B365D"/>
           <w:sz w:val="28"/>
         </w:rPr>
-        <w:t>3.7 Resumo</w:t>
+        <w:t>8.7 Resumo</w:t>
       </w:r>
     </w:p>
     <w:p>
